--- a/en/wisdom-stories/forgiveness.docx
+++ b/en/wisdom-stories/forgiveness.docx
@@ -68,7 +68,7 @@
           <w:bCs/>
           <w:lang/>
         </w:rPr>
-        <w:t>Moral: Forgiveness does not excuse a wrong; it means choosing not to carry its burden forever. You can forgive, while recognising that trusting again and continuing the relationship are separate choices.</w:t>
+        <w:t xml:space="preserve">Moral: Forgiveness does not excuse a wrong; it means choosing not to carry its burden forever. You can forgive while recognizing that trusting again and continuing the relationship are separate choices.</w:t>
       </w:r>
     </w:p>
     <w:p>
